--- a/src/content/bios/Grant-JP 2016.docx
+++ b/src/content/bios/Grant-JP 2016.docx
@@ -1,6 +1,6 @@
 
 <file path=word/document.xml><?xml version="1.0" encoding="utf-8"?>
-<w:document xmlns:wpc="http://schemas.microsoft.com/office/word/2010/wordprocessingCanvas" xmlns:cx="http://schemas.microsoft.com/office/drawing/2014/chartex" xmlns:cx1="http://schemas.microsoft.com/office/drawing/2015/9/8/chartex" xmlns:cx2="http://schemas.microsoft.com/office/drawing/2015/10/21/chartex" xmlns:cx3="http://schemas.microsoft.com/office/drawing/2016/5/9/chartex" xmlns:cx4="http://schemas.microsoft.com/office/drawing/2016/5/10/chartex" xmlns:cx5="http://schemas.microsoft.com/office/drawing/2016/5/11/chartex" xmlns:cx6="http://schemas.microsoft.com/office/drawing/2016/5/12/chartex" xmlns:cx7="http://schemas.microsoft.com/office/drawing/2016/5/13/chartex" xmlns:cx8="http://schemas.microsoft.com/office/drawing/2016/5/14/chartex" xmlns:mc="http://schemas.openxmlformats.org/markup-compatibility/2006" xmlns:aink="http://schemas.microsoft.com/office/drawing/2016/ink" xmlns:am3d="http://schemas.microsoft.com/office/drawing/2017/model3d" xmlns:o="urn:schemas-microsoft-com:office:office" xmlns:oel="http://schemas.microsoft.com/office/2019/extlst" xmlns:r="http://schemas.openxmlformats.org/officeDocument/2006/relationships" xmlns:m="http://schemas.openxmlformats.org/officeDocument/2006/math" xmlns:v="urn:schemas-microsoft-com:vml" xmlns:wp14="http://schemas.microsoft.com/office/word/2010/wordprocessingDrawing" xmlns:wp="http://schemas.openxmlformats.org/drawingml/2006/wordprocessingDrawing" xmlns:w10="urn:schemas-microsoft-com:office:word" xmlns:w="http://schemas.openxmlformats.org/wordprocessingml/2006/main" xmlns:w14="http://schemas.microsoft.com/office/word/2010/wordml" xmlns:w15="http://schemas.microsoft.com/office/word/2012/wordml" xmlns:w16cex="http://schemas.microsoft.com/office/word/2018/wordml/cex" xmlns:w16cid="http://schemas.microsoft.com/office/word/2016/wordml/cid" xmlns:w16="http://schemas.microsoft.com/office/word/2018/wordml" xmlns:w16du="http://schemas.microsoft.com/office/word/2023/wordml/word16du" xmlns:w16sdtdh="http://schemas.microsoft.com/office/word/2020/wordml/sdtdatahash" xmlns:w16sdtfl="http://schemas.microsoft.com/office/word/2024/wordml/sdtformatlock" xmlns:w16se="http://schemas.microsoft.com/office/word/2015/wordml/symex" xmlns:wpg="http://schemas.microsoft.com/office/word/2010/wordprocessingGroup" xmlns:wpi="http://schemas.microsoft.com/office/word/2010/wordprocessingInk" xmlns:wne="http://schemas.microsoft.com/office/word/2006/wordml" xmlns:wps="http://schemas.microsoft.com/office/word/2010/wordprocessingShape" mc:Ignorable="w14 w15 w16se w16cid w16 w16cex w16sdtdh w16sdtfl w16du wp14">
+<w:document xmlns:wpc="http://schemas.microsoft.com/office/word/2010/wordprocessingCanvas" xmlns:cx="http://schemas.microsoft.com/office/drawing/2014/chartex" xmlns:cx1="http://schemas.microsoft.com/office/drawing/2015/9/8/chartex" xmlns:cx2="http://schemas.microsoft.com/office/drawing/2015/10/21/chartex" xmlns:cx3="http://schemas.microsoft.com/office/drawing/2016/5/9/chartex" xmlns:cx4="http://schemas.microsoft.com/office/drawing/2016/5/10/chartex" xmlns:cx5="http://schemas.microsoft.com/office/drawing/2016/5/11/chartex" xmlns:cx6="http://schemas.microsoft.com/office/drawing/2016/5/12/chartex" xmlns:cx7="http://schemas.microsoft.com/office/drawing/2016/5/13/chartex" xmlns:cx8="http://schemas.microsoft.com/office/drawing/2016/5/14/chartex" xmlns:mc="http://schemas.openxmlformats.org/markup-compatibility/2006" xmlns:m="http://schemas.openxmlformats.org/officeDocument/2006/math" xmlns:aink="http://schemas.microsoft.com/office/drawing/2016/ink" xmlns:am3d="http://schemas.microsoft.com/office/drawing/2017/model3d" xmlns:oel="http://schemas.microsoft.com/office/2019/extlst" xmlns:r="http://schemas.openxmlformats.org/officeDocument/2006/relationships" xmlns:wp14="http://schemas.microsoft.com/office/word/2010/wordprocessingDrawing" xmlns:wp="http://schemas.openxmlformats.org/drawingml/2006/wordprocessingDrawing" xmlns:wpg="http://schemas.microsoft.com/office/word/2010/wordprocessingGroup" xmlns:wpi="http://schemas.microsoft.com/office/word/2010/wordprocessingInk" xmlns:wps="http://schemas.microsoft.com/office/word/2010/wordprocessingShape" xmlns:o="urn:schemas-microsoft-com:office:office" xmlns:v="urn:schemas-microsoft-com:vml" xmlns:w10="urn:schemas-microsoft-com:office:word" xmlns:w="http://schemas.openxmlformats.org/wordprocessingml/2006/main" xmlns:w14="http://schemas.microsoft.com/office/word/2010/wordml" xmlns:w15="http://schemas.microsoft.com/office/word/2012/wordml" xmlns:w16cei="http://schemas.microsoft.com/office/word/2026/wordml/cei" xmlns:w16cex="http://schemas.microsoft.com/office/word/2018/wordml/cex" xmlns:w16cid="http://schemas.microsoft.com/office/word/2016/wordml/cid" xmlns:w16="http://schemas.microsoft.com/office/word/2018/wordml" xmlns:w16sdtdh="http://schemas.microsoft.com/office/word/2020/wordml/sdtdatahash" xmlns:w16sdtfl="http://schemas.microsoft.com/office/word/2024/wordml/sdtformatlock" xmlns:w16se="http://schemas.microsoft.com/office/word/2015/wordml/symex" xmlns:w16du="http://schemas.microsoft.com/office/word/2023/wordml/word16du" xmlns:wne="http://schemas.microsoft.com/office/word/2006/wordml" mc:Ignorable="w14 w15 w16se w16cid w16 w16cex w16sdtdh w16sdtfl w16du wp14">
   <w:body>
     <w:p>
       <w:pPr>
@@ -25,25 +25,23 @@
           <w:b/>
           <w:szCs w:val="24"/>
         </w:rPr>
-        <w:t xml:space="preserve">James </w:t>
-      </w:r>
-      <w:proofErr w:type="spellStart"/>
+        <w:t>James Pineo</w:t>
+      </w:r>
       <w:r>
         <w:rPr>
           <w:rFonts w:ascii="Times New Roman" w:hAnsi="Times New Roman" w:cs="Times New Roman"/>
           <w:b/>
           <w:szCs w:val="24"/>
         </w:rPr>
-        <w:t>Pineo</w:t>
-      </w:r>
-      <w:proofErr w:type="spellEnd"/>
+        <w:t xml:space="preserve"> (</w:t>
+      </w:r>
       <w:r>
         <w:rPr>
           <w:rFonts w:ascii="Times New Roman" w:hAnsi="Times New Roman" w:cs="Times New Roman"/>
           <w:b/>
           <w:szCs w:val="24"/>
         </w:rPr>
-        <w:t xml:space="preserve"> (</w:t>
+        <w:t>known as</w:t>
       </w:r>
       <w:r>
         <w:rPr>
@@ -51,7 +49,7 @@
           <w:b/>
           <w:szCs w:val="24"/>
         </w:rPr>
-        <w:t>known as</w:t>
+        <w:t xml:space="preserve"> Jim)</w:t>
       </w:r>
       <w:r>
         <w:rPr>
@@ -59,7 +57,7 @@
           <w:b/>
           <w:szCs w:val="24"/>
         </w:rPr>
-        <w:t xml:space="preserve"> Jim)</w:t>
+        <w:t xml:space="preserve">, American </w:t>
       </w:r>
       <w:r>
         <w:rPr>
@@ -67,7 +65,7 @@
           <w:b/>
           <w:szCs w:val="24"/>
         </w:rPr>
-        <w:t xml:space="preserve">, American </w:t>
+        <w:t>development professional</w:t>
       </w:r>
       <w:r>
         <w:rPr>
@@ -75,7 +73,7 @@
           <w:b/>
           <w:szCs w:val="24"/>
         </w:rPr>
-        <w:t>development professional</w:t>
+        <w:t xml:space="preserve"> and third </w:t>
       </w:r>
       <w:r>
         <w:rPr>
@@ -83,7 +81,7 @@
           <w:b/>
           <w:szCs w:val="24"/>
         </w:rPr>
-        <w:t xml:space="preserve"> and third </w:t>
+        <w:t xml:space="preserve">Executive </w:t>
       </w:r>
       <w:r>
         <w:rPr>
@@ -91,7 +89,7 @@
           <w:b/>
           <w:szCs w:val="24"/>
         </w:rPr>
-        <w:t xml:space="preserve">Executive </w:t>
+        <w:t xml:space="preserve">Director of the United Nations Children’s Fund </w:t>
       </w:r>
       <w:r>
         <w:rPr>
@@ -99,7 +97,7 @@
           <w:b/>
           <w:szCs w:val="24"/>
         </w:rPr>
-        <w:t xml:space="preserve">Director of the United Nations Children’s Fund </w:t>
+        <w:t>(UNICEF) 1980-</w:t>
       </w:r>
       <w:r>
         <w:rPr>
@@ -107,7 +105,7 @@
           <w:b/>
           <w:szCs w:val="24"/>
         </w:rPr>
-        <w:t>(UNICEF) 1980-</w:t>
+        <w:t xml:space="preserve">1995, was born </w:t>
       </w:r>
       <w:r>
         <w:rPr>
@@ -115,7 +113,7 @@
           <w:b/>
           <w:szCs w:val="24"/>
         </w:rPr>
-        <w:t xml:space="preserve">1995, was born </w:t>
+        <w:t xml:space="preserve">12 May 1922 </w:t>
       </w:r>
       <w:r>
         <w:rPr>
@@ -123,7 +121,7 @@
           <w:b/>
           <w:szCs w:val="24"/>
         </w:rPr>
-        <w:t xml:space="preserve">12 May 1922 </w:t>
+        <w:t xml:space="preserve">in </w:t>
       </w:r>
       <w:r>
         <w:rPr>
@@ -131,7 +129,7 @@
           <w:b/>
           <w:szCs w:val="24"/>
         </w:rPr>
-        <w:t xml:space="preserve">in </w:t>
+        <w:t>Pek</w:t>
       </w:r>
       <w:r>
         <w:rPr>
@@ -139,7 +137,7 @@
           <w:b/>
           <w:szCs w:val="24"/>
         </w:rPr>
-        <w:t>Pek</w:t>
+        <w:t>ing</w:t>
       </w:r>
       <w:r>
         <w:rPr>
@@ -147,7 +145,7 @@
           <w:b/>
           <w:szCs w:val="24"/>
         </w:rPr>
-        <w:t>ing</w:t>
+        <w:t xml:space="preserve">, </w:t>
       </w:r>
       <w:r>
         <w:rPr>
@@ -155,7 +153,7 @@
           <w:b/>
           <w:szCs w:val="24"/>
         </w:rPr>
-        <w:t xml:space="preserve">, </w:t>
+        <w:t>China</w:t>
       </w:r>
       <w:r>
         <w:rPr>
@@ -163,7 +161,7 @@
           <w:b/>
           <w:szCs w:val="24"/>
         </w:rPr>
-        <w:t>China</w:t>
+        <w:t xml:space="preserve"> and died </w:t>
       </w:r>
       <w:r>
         <w:rPr>
@@ -171,7 +169,7 @@
           <w:b/>
           <w:szCs w:val="24"/>
         </w:rPr>
-        <w:t xml:space="preserve"> and died </w:t>
+        <w:t>28 January</w:t>
       </w:r>
       <w:r>
         <w:rPr>
@@ -179,7 +177,7 @@
           <w:b/>
           <w:szCs w:val="24"/>
         </w:rPr>
-        <w:t>28 January</w:t>
+        <w:t xml:space="preserve"> 1995 in </w:t>
       </w:r>
       <w:r>
         <w:rPr>
@@ -187,7 +185,7 @@
           <w:b/>
           <w:szCs w:val="24"/>
         </w:rPr>
-        <w:t xml:space="preserve"> 1995 in </w:t>
+        <w:t>Mount Kisco, New York, United States</w:t>
       </w:r>
       <w:r>
         <w:rPr>
@@ -195,25 +193,23 @@
           <w:b/>
           <w:szCs w:val="24"/>
         </w:rPr>
-        <w:t xml:space="preserve">Mount </w:t>
-      </w:r>
-      <w:proofErr w:type="spellStart"/>
+        <w:t xml:space="preserve">. He was </w:t>
+      </w:r>
       <w:r>
         <w:rPr>
           <w:rFonts w:ascii="Times New Roman" w:hAnsi="Times New Roman" w:cs="Times New Roman"/>
           <w:b/>
           <w:szCs w:val="24"/>
         </w:rPr>
-        <w:t>Kisco</w:t>
-      </w:r>
-      <w:proofErr w:type="spellEnd"/>
+        <w:t>the son of John Black Grant, public h</w:t>
+      </w:r>
       <w:r>
         <w:rPr>
           <w:rFonts w:ascii="Times New Roman" w:hAnsi="Times New Roman" w:cs="Times New Roman"/>
           <w:b/>
           <w:szCs w:val="24"/>
         </w:rPr>
-        <w:t>, New York, United States</w:t>
+        <w:t>ealth academic, and Charlotte Hill</w:t>
       </w:r>
       <w:r>
         <w:rPr>
@@ -221,7 +217,7 @@
           <w:b/>
           <w:szCs w:val="24"/>
         </w:rPr>
-        <w:t xml:space="preserve">. He was </w:t>
+        <w:t xml:space="preserve">. </w:t>
       </w:r>
       <w:r>
         <w:rPr>
@@ -229,7 +225,7 @@
           <w:b/>
           <w:szCs w:val="24"/>
         </w:rPr>
-        <w:t>the son of John Black Grant, public h</w:t>
+        <w:t xml:space="preserve">On </w:t>
       </w:r>
       <w:r>
         <w:rPr>
@@ -237,7 +233,7 @@
           <w:b/>
           <w:szCs w:val="24"/>
         </w:rPr>
-        <w:t>ealth academic, and Charlotte Hill</w:t>
+        <w:t xml:space="preserve">30 </w:t>
       </w:r>
       <w:r>
         <w:rPr>
@@ -245,7 +241,7 @@
           <w:b/>
           <w:szCs w:val="24"/>
         </w:rPr>
-        <w:t xml:space="preserve">. </w:t>
+        <w:t>December</w:t>
       </w:r>
       <w:r>
         <w:rPr>
@@ -253,7 +249,7 @@
           <w:b/>
           <w:szCs w:val="24"/>
         </w:rPr>
-        <w:t xml:space="preserve">On </w:t>
+        <w:t xml:space="preserve"> 1943 he</w:t>
       </w:r>
       <w:r>
         <w:rPr>
@@ -261,49 +257,7 @@
           <w:b/>
           <w:szCs w:val="24"/>
         </w:rPr>
-        <w:t xml:space="preserve">30 </w:t>
-      </w:r>
-      <w:r>
-        <w:rPr>
-          <w:rFonts w:ascii="Times New Roman" w:hAnsi="Times New Roman" w:cs="Times New Roman"/>
-          <w:b/>
-          <w:szCs w:val="24"/>
-        </w:rPr>
-        <w:t>December</w:t>
-      </w:r>
-      <w:r>
-        <w:rPr>
-          <w:rFonts w:ascii="Times New Roman" w:hAnsi="Times New Roman" w:cs="Times New Roman"/>
-          <w:b/>
-          <w:szCs w:val="24"/>
-        </w:rPr>
-        <w:t xml:space="preserve"> 1943 he</w:t>
-      </w:r>
-      <w:r>
-        <w:rPr>
-          <w:rFonts w:ascii="Times New Roman" w:hAnsi="Times New Roman" w:cs="Times New Roman"/>
-          <w:b/>
-          <w:szCs w:val="24"/>
-        </w:rPr>
-        <w:t xml:space="preserve"> married Ethel </w:t>
-      </w:r>
-      <w:proofErr w:type="spellStart"/>
-      <w:r>
-        <w:rPr>
-          <w:rFonts w:ascii="Times New Roman" w:hAnsi="Times New Roman" w:cs="Times New Roman"/>
-          <w:b/>
-          <w:szCs w:val="24"/>
-        </w:rPr>
-        <w:t>Henck</w:t>
-      </w:r>
-      <w:proofErr w:type="spellEnd"/>
-      <w:r>
-        <w:rPr>
-          <w:rFonts w:ascii="Times New Roman" w:hAnsi="Times New Roman" w:cs="Times New Roman"/>
-          <w:b/>
-          <w:szCs w:val="24"/>
-        </w:rPr>
-        <w:t>,</w:t>
+        <w:t xml:space="preserve"> married Ethel Henck,</w:t>
       </w:r>
       <w:r>
         <w:rPr>
@@ -442,15 +396,14 @@
       <w:r>
         <w:rPr>
           <w:rFonts w:ascii="Times New Roman" w:hAnsi="Times New Roman" w:cs="Times New Roman"/>
-          <w:noProof/>
-          <w:szCs w:val="24"/>
-          <w:lang w:eastAsia="nl-NL"/>
+          <w:color w:val="FF0000"/>
+          <w:szCs w:val="24"/>
         </w:rPr>
         <w:drawing>
-          <wp:inline distT="0" distB="0" distL="0" distR="0" wp14:anchorId="61BA64AC" wp14:editId="46B4F4FF">
-            <wp:extent cx="2716530" cy="2458460"/>
-            <wp:effectExtent l="25400" t="0" r="1270" b="0"/>
-            <wp:docPr id="1" name="Afbeelding 1"/>
+          <wp:inline distT="0" distB="0" distL="0" distR="0" wp14:anchorId="7FF77918" wp14:editId="60C50B7E">
+            <wp:extent cx="1988185" cy="3022600"/>
+            <wp:effectExtent l="0" t="0" r="5715" b="0"/>
+            <wp:docPr id="401267644" name="Afbeelding 1"/>
             <wp:cNvGraphicFramePr>
               <a:graphicFrameLocks xmlns:a="http://schemas.openxmlformats.org/drawingml/2006/main" noChangeAspect="1"/>
             </wp:cNvGraphicFramePr>
@@ -458,33 +411,23 @@
               <a:graphicData uri="http://schemas.openxmlformats.org/drawingml/2006/picture">
                 <pic:pic xmlns:pic="http://schemas.openxmlformats.org/drawingml/2006/picture">
                   <pic:nvPicPr>
-                    <pic:cNvPr id="0" name="Picture 1"/>
-                    <pic:cNvPicPr>
-                      <a:picLocks noChangeAspect="1" noChangeArrowheads="1"/>
-                    </pic:cNvPicPr>
+                    <pic:cNvPr id="401267644" name=""/>
+                    <pic:cNvPicPr/>
                   </pic:nvPicPr>
                   <pic:blipFill>
                     <a:blip r:embed="rId7"/>
-                    <a:srcRect/>
                     <a:stretch>
                       <a:fillRect/>
                     </a:stretch>
                   </pic:blipFill>
-                  <pic:spPr bwMode="auto">
+                  <pic:spPr>
                     <a:xfrm>
                       <a:off x="0" y="0"/>
-                      <a:ext cx="2720189" cy="2461771"/>
+                      <a:ext cx="2013159" cy="3060568"/>
                     </a:xfrm>
                     <a:prstGeom prst="rect">
                       <a:avLst/>
                     </a:prstGeom>
-                    <a:noFill/>
-                    <a:ln w="9525">
-                      <a:noFill/>
-                      <a:miter lim="800000"/>
-                      <a:headEnd/>
-                      <a:tailEnd/>
-                    </a:ln>
                   </pic:spPr>
                 </pic:pic>
               </a:graphicData>
@@ -508,23 +451,37 @@
         </w:rPr>
         <w:t xml:space="preserve">Source: </w:t>
       </w:r>
-      <w:hyperlink r:id="rId8" w:history="1">
-        <w:r>
-          <w:rPr>
-            <w:rStyle w:val="Hyperlink"/>
-            <w:rFonts w:ascii="Times New Roman" w:hAnsi="Times New Roman" w:cs="Times New Roman"/>
-            <w:szCs w:val="24"/>
-            <w:u w:val="none"/>
-          </w:rPr>
-          <w:t>www.unicef.org/about/who/index_bio_grant.html</w:t>
-        </w:r>
-      </w:hyperlink>
-      <w:r>
-        <w:rPr>
-          <w:rFonts w:ascii="Times New Roman" w:hAnsi="Times New Roman" w:cs="Times New Roman"/>
-          <w:szCs w:val="24"/>
-        </w:rPr>
-        <w:t xml:space="preserve"> </w:t>
+      <w:r>
+        <w:rPr>
+          <w:rFonts w:ascii="Times New Roman" w:hAnsi="Times New Roman" w:cs="Times New Roman"/>
+          <w:szCs w:val="24"/>
+          <w:lang w:val="en-GB"/>
+        </w:rPr>
+        <w:t xml:space="preserve">Grant, </w:t>
+      </w:r>
+      <w:r>
+        <w:rPr>
+          <w:rFonts w:ascii="Times New Roman" w:hAnsi="Times New Roman" w:cs="Times New Roman"/>
+          <w:szCs w:val="24"/>
+          <w:lang w:val="en-GB"/>
+        </w:rPr>
+        <w:t xml:space="preserve">27 July 1987, </w:t>
+      </w:r>
+      <w:r>
+        <w:rPr>
+          <w:rFonts w:ascii="Times New Roman" w:hAnsi="Times New Roman" w:cs="Times New Roman"/>
+          <w:szCs w:val="24"/>
+          <w:lang w:val="en-GB"/>
+        </w:rPr>
+        <w:t xml:space="preserve">New York, </w:t>
+      </w:r>
+      <w:r>
+        <w:rPr>
+          <w:rFonts w:ascii="Times New Roman" w:hAnsi="Times New Roman" w:cs="Times New Roman"/>
+          <w:szCs w:val="24"/>
+          <w:lang w:val="en-GB"/>
+        </w:rPr>
+        <w:t>Photo UN7720520</w:t>
       </w:r>
     </w:p>
     <w:p>
@@ -950,23 +907,7 @@
           <w:rFonts w:ascii="Times New Roman" w:hAnsi="Times New Roman" w:cs="Times New Roman"/>
           <w:szCs w:val="24"/>
         </w:rPr>
-        <w:t xml:space="preserve"> Ethel </w:t>
-      </w:r>
-      <w:proofErr w:type="spellStart"/>
-      <w:r>
-        <w:rPr>
-          <w:rFonts w:ascii="Times New Roman" w:hAnsi="Times New Roman" w:cs="Times New Roman"/>
-          <w:szCs w:val="24"/>
-        </w:rPr>
-        <w:t>Henck</w:t>
-      </w:r>
-      <w:proofErr w:type="spellEnd"/>
-      <w:r>
-        <w:rPr>
-          <w:rFonts w:ascii="Times New Roman" w:hAnsi="Times New Roman" w:cs="Times New Roman"/>
-          <w:szCs w:val="24"/>
-        </w:rPr>
-        <w:t xml:space="preserve">. </w:t>
+        <w:t xml:space="preserve"> Ethel Henck. </w:t>
       </w:r>
       <w:r>
         <w:rPr>
@@ -1375,7 +1316,15 @@
           <w:rFonts w:ascii="Times New Roman" w:hAnsi="Times New Roman" w:cs="Times New Roman"/>
           <w:szCs w:val="24"/>
         </w:rPr>
-        <w:t>in 1961 beca</w:t>
+        <w:t xml:space="preserve">in 1961 </w:t>
+      </w:r>
+      <w:r>
+        <w:rPr>
+          <w:rFonts w:ascii="Times New Roman" w:hAnsi="Times New Roman" w:cs="Times New Roman"/>
+          <w:szCs w:val="24"/>
+        </w:rPr>
+        <w:lastRenderedPageBreak/>
+        <w:t>beca</w:t>
       </w:r>
       <w:r>
         <w:rPr>
@@ -1452,15 +1401,7 @@
           <w:rFonts w:ascii="Times New Roman" w:hAnsi="Times New Roman" w:cs="Times New Roman"/>
           <w:szCs w:val="24"/>
         </w:rPr>
-        <w:t>Deputy Director of the International Co-</w:t>
-      </w:r>
-      <w:r>
-        <w:rPr>
-          <w:rFonts w:ascii="Times New Roman" w:hAnsi="Times New Roman" w:cs="Times New Roman"/>
-          <w:szCs w:val="24"/>
-        </w:rPr>
-        <w:lastRenderedPageBreak/>
-        <w:t>Operation Administration with responsibility for worldwide programming and planning (1959-1962).</w:t>
+        <w:t>Deputy Director of the International Co-Operation Administration with responsibility for worldwide programming and planning (1959-1962).</w:t>
       </w:r>
       <w:r>
         <w:rPr>
@@ -1719,15 +1660,7 @@
           <w:rFonts w:ascii="Times New Roman" w:hAnsi="Times New Roman" w:cs="Times New Roman"/>
           <w:szCs w:val="24"/>
         </w:rPr>
-        <w:t xml:space="preserve">simple growth of Gross National </w:t>
-      </w:r>
-      <w:proofErr w:type="gramStart"/>
-      <w:r>
-        <w:rPr>
-          <w:rFonts w:ascii="Times New Roman" w:hAnsi="Times New Roman" w:cs="Times New Roman"/>
-          <w:szCs w:val="24"/>
-        </w:rPr>
-        <w:t>Pro</w:t>
+        <w:t>simple growth of Gross National Pro</w:t>
       </w:r>
       <w:r>
         <w:rPr>
@@ -1736,7 +1669,6 @@
         </w:rPr>
         <w:t>duct, and</w:t>
       </w:r>
-      <w:proofErr w:type="gramEnd"/>
       <w:r>
         <w:rPr>
           <w:rFonts w:ascii="Times New Roman" w:hAnsi="Times New Roman" w:cs="Times New Roman"/>
@@ -2077,25 +2009,23 @@
           <w:szCs w:val="24"/>
           <w:lang w:eastAsia="en-US"/>
         </w:rPr>
-        <w:t xml:space="preserve">Ernst </w:t>
-      </w:r>
-      <w:proofErr w:type="spellStart"/>
+        <w:t xml:space="preserve">Ernst Michanek, a Swedish diplomat and development expert, who was supported by </w:t>
+      </w:r>
       <w:r>
         <w:rPr>
           <w:rFonts w:ascii="Times New Roman" w:eastAsiaTheme="minorHAnsi" w:hAnsi="Times New Roman" w:cs="Times New Roman"/>
           <w:szCs w:val="24"/>
           <w:lang w:eastAsia="en-US"/>
         </w:rPr>
-        <w:t>Michanek</w:t>
-      </w:r>
-      <w:proofErr w:type="spellEnd"/>
+        <w:t>his</w:t>
+      </w:r>
       <w:r>
         <w:rPr>
           <w:rFonts w:ascii="Times New Roman" w:eastAsiaTheme="minorHAnsi" w:hAnsi="Times New Roman" w:cs="Times New Roman"/>
           <w:szCs w:val="24"/>
           <w:lang w:eastAsia="en-US"/>
         </w:rPr>
-        <w:t xml:space="preserve">, a Swedish diplomat and development expert, who was supported by </w:t>
+        <w:t xml:space="preserve"> government</w:t>
       </w:r>
       <w:r>
         <w:rPr>
@@ -2103,7 +2033,7 @@
           <w:szCs w:val="24"/>
           <w:lang w:eastAsia="en-US"/>
         </w:rPr>
-        <w:t>his</w:t>
+        <w:t xml:space="preserve">. Although </w:t>
       </w:r>
       <w:r>
         <w:rPr>
@@ -2111,7 +2041,7 @@
           <w:szCs w:val="24"/>
           <w:lang w:eastAsia="en-US"/>
         </w:rPr>
-        <w:t xml:space="preserve"> government</w:t>
+        <w:t xml:space="preserve">UNICEF Directors </w:t>
       </w:r>
       <w:r>
         <w:rPr>
@@ -2119,7 +2049,7 @@
           <w:szCs w:val="24"/>
           <w:lang w:eastAsia="en-US"/>
         </w:rPr>
-        <w:t xml:space="preserve">. Although </w:t>
+        <w:t>had been</w:t>
       </w:r>
       <w:r>
         <w:rPr>
@@ -2127,22 +2057,6 @@
           <w:szCs w:val="24"/>
           <w:lang w:eastAsia="en-US"/>
         </w:rPr>
-        <w:t xml:space="preserve">UNICEF Directors </w:t>
-      </w:r>
-      <w:r>
-        <w:rPr>
-          <w:rFonts w:ascii="Times New Roman" w:eastAsiaTheme="minorHAnsi" w:hAnsi="Times New Roman" w:cs="Times New Roman"/>
-          <w:szCs w:val="24"/>
-          <w:lang w:eastAsia="en-US"/>
-        </w:rPr>
-        <w:t>had been</w:t>
-      </w:r>
-      <w:r>
-        <w:rPr>
-          <w:rFonts w:ascii="Times New Roman" w:eastAsiaTheme="minorHAnsi" w:hAnsi="Times New Roman" w:cs="Times New Roman"/>
-          <w:szCs w:val="24"/>
-          <w:lang w:eastAsia="en-US"/>
-        </w:rPr>
         <w:t xml:space="preserve"> Americans</w:t>
       </w:r>
       <w:r>
@@ -2157,23 +2071,7 @@
           <w:rFonts w:ascii="Times New Roman" w:hAnsi="Times New Roman" w:cs="Times New Roman"/>
           <w:szCs w:val="24"/>
         </w:rPr>
-        <w:t xml:space="preserve">first Maurice Pate, then Henry </w:t>
-      </w:r>
-      <w:proofErr w:type="spellStart"/>
-      <w:r>
-        <w:rPr>
-          <w:rFonts w:ascii="Times New Roman" w:hAnsi="Times New Roman" w:cs="Times New Roman"/>
-          <w:szCs w:val="24"/>
-        </w:rPr>
-        <w:t>Labouisse</w:t>
-      </w:r>
-      <w:proofErr w:type="spellEnd"/>
-      <w:r>
-        <w:rPr>
-          <w:rFonts w:ascii="Times New Roman" w:hAnsi="Times New Roman" w:cs="Times New Roman"/>
-          <w:szCs w:val="24"/>
-        </w:rPr>
-        <w:t>)</w:t>
+        <w:t>first Maurice Pate, then Henry Labouisse)</w:t>
       </w:r>
       <w:r>
         <w:rPr>
@@ -2864,7 +2762,15 @@
           <w:rFonts w:ascii="Times New Roman" w:hAnsi="Times New Roman" w:cs="Times New Roman"/>
           <w:szCs w:val="24"/>
         </w:rPr>
-        <w:t xml:space="preserve">longtime friend </w:t>
+        <w:t xml:space="preserve">longtime </w:t>
+      </w:r>
+      <w:r>
+        <w:rPr>
+          <w:rFonts w:ascii="Times New Roman" w:hAnsi="Times New Roman" w:cs="Times New Roman"/>
+          <w:szCs w:val="24"/>
+        </w:rPr>
+        <w:lastRenderedPageBreak/>
+        <w:t xml:space="preserve">friend </w:t>
       </w:r>
       <w:r>
         <w:rPr>
@@ -2997,15 +2903,7 @@
           <w:rFonts w:ascii="Times New Roman" w:hAnsi="Times New Roman" w:cs="Times New Roman"/>
           <w:szCs w:val="24"/>
         </w:rPr>
-        <w:t xml:space="preserve">. Initially there was a great deal of suspicion </w:t>
-      </w:r>
-      <w:r>
-        <w:rPr>
-          <w:rFonts w:ascii="Times New Roman" w:hAnsi="Times New Roman" w:cs="Times New Roman"/>
-          <w:szCs w:val="24"/>
-        </w:rPr>
-        <w:lastRenderedPageBreak/>
-        <w:t>and some outright opposition to such a substantial change in UNICEF’s prioritie</w:t>
+        <w:t>. Initially there was a great deal of suspicion and some outright opposition to such a substantial change in UNICEF’s prioritie</w:t>
       </w:r>
       <w:r>
         <w:rPr>
@@ -3268,7 +3166,23 @@
           <w:rFonts w:ascii="Times New Roman" w:hAnsi="Times New Roman" w:cs="Times New Roman"/>
           <w:szCs w:val="24"/>
         </w:rPr>
-        <w:t>vessel with a fifteen mile turning circle – it</w:t>
+        <w:t xml:space="preserve">vessel with a </w:t>
+      </w:r>
+      <w:proofErr w:type="gramStart"/>
+      <w:r>
+        <w:rPr>
+          <w:rFonts w:ascii="Times New Roman" w:hAnsi="Times New Roman" w:cs="Times New Roman"/>
+          <w:szCs w:val="24"/>
+        </w:rPr>
+        <w:t>fifteen mile</w:t>
+      </w:r>
+      <w:proofErr w:type="gramEnd"/>
+      <w:r>
+        <w:rPr>
+          <w:rFonts w:ascii="Times New Roman" w:hAnsi="Times New Roman" w:cs="Times New Roman"/>
+          <w:szCs w:val="24"/>
+        </w:rPr>
+        <w:t xml:space="preserve"> turning circle – it</w:t>
       </w:r>
       <w:r>
         <w:rPr>
@@ -4120,7 +4034,23 @@
           <w:rFonts w:ascii="Times New Roman" w:hAnsi="Times New Roman" w:cs="Times New Roman"/>
           <w:szCs w:val="24"/>
         </w:rPr>
-        <w:t xml:space="preserve"> he would often use props (such as packets of oral rehydration salts) or surprising questions (that he had prepared in advance in a spiral notebook) to put them on the spot, but </w:t>
+        <w:t xml:space="preserve"> he would often use props (such as packets of oral rehydration salts) or surprising questions (that he had prepared in advance in a spiral notebook) to put them on the </w:t>
+      </w:r>
+      <w:proofErr w:type="gramStart"/>
+      <w:r>
+        <w:rPr>
+          <w:rFonts w:ascii="Times New Roman" w:hAnsi="Times New Roman" w:cs="Times New Roman"/>
+          <w:szCs w:val="24"/>
+        </w:rPr>
+        <w:t>spot, but</w:t>
+      </w:r>
+      <w:proofErr w:type="gramEnd"/>
+      <w:r>
+        <w:rPr>
+          <w:rFonts w:ascii="Times New Roman" w:hAnsi="Times New Roman" w:cs="Times New Roman"/>
+          <w:szCs w:val="24"/>
+        </w:rPr>
+        <w:t xml:space="preserve"> </w:t>
       </w:r>
       <w:r>
         <w:rPr>
@@ -4218,6 +4148,7 @@
           <w:rFonts w:ascii="Times New Roman" w:hAnsi="Times New Roman" w:cs="Times New Roman"/>
           <w:szCs w:val="24"/>
         </w:rPr>
+        <w:lastRenderedPageBreak/>
         <w:t xml:space="preserve">that </w:t>
       </w:r>
       <w:r>
@@ -4278,7 +4209,6 @@
           <w:rFonts w:ascii="Times New Roman" w:hAnsi="Times New Roman" w:cs="Times New Roman"/>
           <w:szCs w:val="24"/>
         </w:rPr>
-        <w:lastRenderedPageBreak/>
         <w:t xml:space="preserve">The first major issue </w:t>
       </w:r>
       <w:r>
@@ -4887,30 +4817,14 @@
           <w:rFonts w:ascii="Times New Roman" w:hAnsi="Times New Roman" w:cs="Times New Roman"/>
           <w:szCs w:val="24"/>
         </w:rPr>
-        <w:t xml:space="preserve">ut funding for social </w:t>
-      </w:r>
-      <w:proofErr w:type="gramStart"/>
-      <w:r>
-        <w:rPr>
-          <w:rFonts w:ascii="Times New Roman" w:hAnsi="Times New Roman" w:cs="Times New Roman"/>
-          <w:szCs w:val="24"/>
-        </w:rPr>
-        <w:t xml:space="preserve">programs, </w:t>
-      </w:r>
-      <w:r>
-        <w:rPr>
-          <w:rFonts w:ascii="Times New Roman" w:hAnsi="Times New Roman" w:cs="Times New Roman"/>
-          <w:szCs w:val="24"/>
-        </w:rPr>
-        <w:t>or</w:t>
-      </w:r>
-      <w:proofErr w:type="gramEnd"/>
-      <w:r>
-        <w:rPr>
-          <w:rFonts w:ascii="Times New Roman" w:hAnsi="Times New Roman" w:cs="Times New Roman"/>
-          <w:szCs w:val="24"/>
-        </w:rPr>
-        <w:t xml:space="preserve"> cho</w:t>
+        <w:t xml:space="preserve">ut funding for social programs, </w:t>
+      </w:r>
+      <w:r>
+        <w:rPr>
+          <w:rFonts w:ascii="Times New Roman" w:hAnsi="Times New Roman" w:cs="Times New Roman"/>
+          <w:szCs w:val="24"/>
+        </w:rPr>
+        <w:t>or cho</w:t>
       </w:r>
       <w:r>
         <w:rPr>
@@ -4973,17 +4887,8 @@
           <w:rFonts w:ascii="Times New Roman" w:hAnsi="Times New Roman" w:cs="Times New Roman"/>
           <w:szCs w:val="24"/>
         </w:rPr>
-        <w:t xml:space="preserve"> Jacques de </w:t>
-      </w:r>
-      <w:proofErr w:type="spellStart"/>
-      <w:r>
-        <w:rPr>
-          <w:rFonts w:ascii="Times New Roman" w:hAnsi="Times New Roman" w:cs="Times New Roman"/>
-          <w:szCs w:val="24"/>
-        </w:rPr>
-        <w:t>Larosière</w:t>
-      </w:r>
-      <w:proofErr w:type="spellEnd"/>
+        <w:t xml:space="preserve"> Jacques de Larosière</w:t>
+      </w:r>
       <w:r>
         <w:rPr>
           <w:rFonts w:ascii="Times New Roman" w:hAnsi="Times New Roman" w:cs="Times New Roman"/>
@@ -5218,7 +5123,15 @@
           <w:rFonts w:ascii="Times New Roman" w:hAnsi="Times New Roman" w:cs="Times New Roman"/>
           <w:szCs w:val="24"/>
         </w:rPr>
-        <w:t xml:space="preserve">and Development </w:t>
+        <w:t xml:space="preserve">and </w:t>
+      </w:r>
+      <w:r>
+        <w:rPr>
+          <w:rFonts w:ascii="Times New Roman" w:hAnsi="Times New Roman" w:cs="Times New Roman"/>
+          <w:szCs w:val="24"/>
+        </w:rPr>
+        <w:lastRenderedPageBreak/>
+        <w:t xml:space="preserve">Development </w:t>
       </w:r>
       <w:r>
         <w:rPr>
@@ -5260,7 +5173,6 @@
           <w:rFonts w:ascii="Times New Roman" w:hAnsi="Times New Roman" w:cs="Times New Roman"/>
           <w:szCs w:val="24"/>
         </w:rPr>
-        <w:lastRenderedPageBreak/>
         <w:t>1989,</w:t>
       </w:r>
       <w:r>
@@ -6211,7 +6123,15 @@
           <w:rFonts w:ascii="Times New Roman" w:hAnsi="Times New Roman" w:cs="Times New Roman"/>
           <w:szCs w:val="24"/>
         </w:rPr>
-        <w:t>n the UN’s development machinery. There were some financial scandals at regional offices under his watch, and his management style could be seen as too single-minded or lacking in judicious caution</w:t>
+        <w:t xml:space="preserve">n the UN’s development machinery. There were some financial scandals at regional offices under his watch, and his management style could be seen as too single-minded or lacking in </w:t>
+      </w:r>
+      <w:r>
+        <w:rPr>
+          <w:rFonts w:ascii="Times New Roman" w:hAnsi="Times New Roman" w:cs="Times New Roman"/>
+          <w:szCs w:val="24"/>
+        </w:rPr>
+        <w:lastRenderedPageBreak/>
+        <w:t>judicious caution</w:t>
       </w:r>
       <w:r>
         <w:rPr>
@@ -6247,15 +6167,7 @@
           <w:rFonts w:ascii="Times New Roman" w:hAnsi="Times New Roman" w:cs="Times New Roman"/>
           <w:szCs w:val="24"/>
         </w:rPr>
-        <w:t xml:space="preserve">unwavering commitment to promoting children’s welfare at every opportunity and </w:t>
-      </w:r>
-      <w:r>
-        <w:rPr>
-          <w:rFonts w:ascii="Times New Roman" w:hAnsi="Times New Roman" w:cs="Times New Roman"/>
-          <w:szCs w:val="24"/>
-        </w:rPr>
-        <w:lastRenderedPageBreak/>
-        <w:t>his style of leadership. He</w:t>
+        <w:t>unwavering commitment to promoting children’s welfare at every opportunity and his style of leadership. He</w:t>
       </w:r>
       <w:r>
         <w:rPr>
@@ -7955,7 +7867,16 @@
           <w:noProof/>
           <w:szCs w:val="24"/>
         </w:rPr>
-        <w:t>s Leadership for Development</w:t>
+        <w:t xml:space="preserve">s </w:t>
+      </w:r>
+      <w:r>
+        <w:rPr>
+          <w:rFonts w:ascii="Times New Roman" w:hAnsi="Times New Roman" w:cs="Times New Roman"/>
+          <w:noProof/>
+          <w:szCs w:val="24"/>
+        </w:rPr>
+        <w:lastRenderedPageBreak/>
+        <w:t>Leadership for Development</w:t>
       </w:r>
       <w:r>
         <w:rPr>
@@ -8097,16 +8018,7 @@
           <w:noProof/>
           <w:szCs w:val="24"/>
         </w:rPr>
-        <w:t xml:space="preserve">he Life of James P. </w:t>
-      </w:r>
-      <w:r>
-        <w:rPr>
-          <w:rFonts w:ascii="Times New Roman" w:hAnsi="Times New Roman" w:cs="Times New Roman"/>
-          <w:noProof/>
-          <w:szCs w:val="24"/>
-        </w:rPr>
-        <w:lastRenderedPageBreak/>
-        <w:t>Grant</w:t>
+        <w:t>he Life of James P. Grant</w:t>
       </w:r>
       <w:r>
         <w:rPr>
@@ -8405,23 +8317,7 @@
           <w:rFonts w:ascii="Times New Roman" w:hAnsi="Times New Roman" w:cs="Times New Roman"/>
           <w:szCs w:val="24"/>
         </w:rPr>
-        <w:t xml:space="preserve">Joel E. Oestreich, ‘Grant, James </w:t>
-      </w:r>
-      <w:proofErr w:type="spellStart"/>
-      <w:r>
-        <w:rPr>
-          <w:rFonts w:ascii="Times New Roman" w:hAnsi="Times New Roman" w:cs="Times New Roman"/>
-          <w:szCs w:val="24"/>
-        </w:rPr>
-        <w:t>Pineo</w:t>
-      </w:r>
-      <w:proofErr w:type="spellEnd"/>
-      <w:r>
-        <w:rPr>
-          <w:rFonts w:ascii="Times New Roman" w:hAnsi="Times New Roman" w:cs="Times New Roman"/>
-          <w:szCs w:val="24"/>
-        </w:rPr>
-        <w:t xml:space="preserve">’ in </w:t>
+        <w:t xml:space="preserve">Joel E. Oestreich, ‘Grant, James Pineo’ in </w:t>
       </w:r>
       <w:r>
         <w:rPr>
@@ -8452,7 +8348,7 @@
         </w:rPr>
         <w:t xml:space="preserve">Eisenberg, </w:t>
       </w:r>
-      <w:hyperlink r:id="rId9" w:history="1">
+      <w:hyperlink r:id="rId8" w:history="1">
         <w:r>
           <w:rPr>
             <w:rStyle w:val="Hyperlink"/>
@@ -8492,10 +8388,10 @@
       </w:r>
     </w:p>
     <w:sectPr>
-      <w:headerReference w:type="even" r:id="rId10"/>
-      <w:headerReference w:type="default" r:id="rId11"/>
-      <w:footerReference w:type="even" r:id="rId12"/>
-      <w:footerReference w:type="default" r:id="rId13"/>
+      <w:headerReference w:type="even" r:id="rId9"/>
+      <w:headerReference w:type="default" r:id="rId10"/>
+      <w:footerReference w:type="even" r:id="rId11"/>
+      <w:footerReference w:type="default" r:id="rId12"/>
       <w:pgSz w:w="11900" w:h="16840"/>
       <w:pgMar w:top="1418" w:right="1418" w:bottom="1418" w:left="1418" w:header="709" w:footer="709" w:gutter="0"/>
       <w:cols w:space="720"/>
@@ -8505,7 +8401,7 @@
 </file>
 
 <file path=word/endnotes.xml><?xml version="1.0" encoding="utf-8"?>
-<w:endnotes xmlns:wpc="http://schemas.microsoft.com/office/word/2010/wordprocessingCanvas" xmlns:cx="http://schemas.microsoft.com/office/drawing/2014/chartex" xmlns:cx1="http://schemas.microsoft.com/office/drawing/2015/9/8/chartex" xmlns:cx2="http://schemas.microsoft.com/office/drawing/2015/10/21/chartex" xmlns:cx3="http://schemas.microsoft.com/office/drawing/2016/5/9/chartex" xmlns:cx4="http://schemas.microsoft.com/office/drawing/2016/5/10/chartex" xmlns:cx5="http://schemas.microsoft.com/office/drawing/2016/5/11/chartex" xmlns:cx6="http://schemas.microsoft.com/office/drawing/2016/5/12/chartex" xmlns:cx7="http://schemas.microsoft.com/office/drawing/2016/5/13/chartex" xmlns:cx8="http://schemas.microsoft.com/office/drawing/2016/5/14/chartex" xmlns:mc="http://schemas.openxmlformats.org/markup-compatibility/2006" xmlns:aink="http://schemas.microsoft.com/office/drawing/2016/ink" xmlns:am3d="http://schemas.microsoft.com/office/drawing/2017/model3d" xmlns:o="urn:schemas-microsoft-com:office:office" xmlns:oel="http://schemas.microsoft.com/office/2019/extlst" xmlns:r="http://schemas.openxmlformats.org/officeDocument/2006/relationships" xmlns:m="http://schemas.openxmlformats.org/officeDocument/2006/math" xmlns:v="urn:schemas-microsoft-com:vml" xmlns:wp14="http://schemas.microsoft.com/office/word/2010/wordprocessingDrawing" xmlns:wp="http://schemas.openxmlformats.org/drawingml/2006/wordprocessingDrawing" xmlns:w10="urn:schemas-microsoft-com:office:word" xmlns:w="http://schemas.openxmlformats.org/wordprocessingml/2006/main" xmlns:w14="http://schemas.microsoft.com/office/word/2010/wordml" xmlns:w15="http://schemas.microsoft.com/office/word/2012/wordml" xmlns:w16cex="http://schemas.microsoft.com/office/word/2018/wordml/cex" xmlns:w16cid="http://schemas.microsoft.com/office/word/2016/wordml/cid" xmlns:w16="http://schemas.microsoft.com/office/word/2018/wordml" xmlns:w16du="http://schemas.microsoft.com/office/word/2023/wordml/word16du" xmlns:w16sdtdh="http://schemas.microsoft.com/office/word/2020/wordml/sdtdatahash" xmlns:w16sdtfl="http://schemas.microsoft.com/office/word/2024/wordml/sdtformatlock" xmlns:w16se="http://schemas.microsoft.com/office/word/2015/wordml/symex" xmlns:wpg="http://schemas.microsoft.com/office/word/2010/wordprocessingGroup" xmlns:wpi="http://schemas.microsoft.com/office/word/2010/wordprocessingInk" xmlns:wne="http://schemas.microsoft.com/office/word/2006/wordml" xmlns:wps="http://schemas.microsoft.com/office/word/2010/wordprocessingShape" mc:Ignorable="w14 w15 w16se w16cid w16 w16cex w16sdtdh w16sdtfl w16du wp14">
+<w:endnotes xmlns:wpc="http://schemas.microsoft.com/office/word/2010/wordprocessingCanvas" xmlns:cx="http://schemas.microsoft.com/office/drawing/2014/chartex" xmlns:cx1="http://schemas.microsoft.com/office/drawing/2015/9/8/chartex" xmlns:cx2="http://schemas.microsoft.com/office/drawing/2015/10/21/chartex" xmlns:cx3="http://schemas.microsoft.com/office/drawing/2016/5/9/chartex" xmlns:cx4="http://schemas.microsoft.com/office/drawing/2016/5/10/chartex" xmlns:cx5="http://schemas.microsoft.com/office/drawing/2016/5/11/chartex" xmlns:cx6="http://schemas.microsoft.com/office/drawing/2016/5/12/chartex" xmlns:cx7="http://schemas.microsoft.com/office/drawing/2016/5/13/chartex" xmlns:cx8="http://schemas.microsoft.com/office/drawing/2016/5/14/chartex" xmlns:mc="http://schemas.openxmlformats.org/markup-compatibility/2006" xmlns:m="http://schemas.openxmlformats.org/officeDocument/2006/math" xmlns:aink="http://schemas.microsoft.com/office/drawing/2016/ink" xmlns:am3d="http://schemas.microsoft.com/office/drawing/2017/model3d" xmlns:oel="http://schemas.microsoft.com/office/2019/extlst" xmlns:r="http://schemas.openxmlformats.org/officeDocument/2006/relationships" xmlns:wp14="http://schemas.microsoft.com/office/word/2010/wordprocessingDrawing" xmlns:wp="http://schemas.openxmlformats.org/drawingml/2006/wordprocessingDrawing" xmlns:wpg="http://schemas.microsoft.com/office/word/2010/wordprocessingGroup" xmlns:wpi="http://schemas.microsoft.com/office/word/2010/wordprocessingInk" xmlns:wps="http://schemas.microsoft.com/office/word/2010/wordprocessingShape" xmlns:o="urn:schemas-microsoft-com:office:office" xmlns:v="urn:schemas-microsoft-com:vml" xmlns:w10="urn:schemas-microsoft-com:office:word" xmlns:w="http://schemas.openxmlformats.org/wordprocessingml/2006/main" xmlns:w14="http://schemas.microsoft.com/office/word/2010/wordml" xmlns:w15="http://schemas.microsoft.com/office/word/2012/wordml" xmlns:w16cei="http://schemas.microsoft.com/office/word/2026/wordml/cei" xmlns:w16cex="http://schemas.microsoft.com/office/word/2018/wordml/cex" xmlns:w16cid="http://schemas.microsoft.com/office/word/2016/wordml/cid" xmlns:w16="http://schemas.microsoft.com/office/word/2018/wordml" xmlns:w16sdtdh="http://schemas.microsoft.com/office/word/2020/wordml/sdtdatahash" xmlns:w16sdtfl="http://schemas.microsoft.com/office/word/2024/wordml/sdtformatlock" xmlns:w16se="http://schemas.microsoft.com/office/word/2015/wordml/symex" xmlns:w16du="http://schemas.microsoft.com/office/word/2023/wordml/word16du" xmlns:wne="http://schemas.microsoft.com/office/word/2006/wordml" mc:Ignorable="w14 w15 w16se w16cid w16 w16cex w16sdtdh w16sdtfl w16du wp14">
   <w:endnote w:type="separator" w:id="-1">
     <w:p>
       <w:r>
@@ -8524,7 +8420,7 @@
 </file>
 
 <file path=word/footer1.xml><?xml version="1.0" encoding="utf-8"?>
-<w:ftr xmlns:wpc="http://schemas.microsoft.com/office/word/2010/wordprocessingCanvas" xmlns:cx="http://schemas.microsoft.com/office/drawing/2014/chartex" xmlns:cx1="http://schemas.microsoft.com/office/drawing/2015/9/8/chartex" xmlns:cx2="http://schemas.microsoft.com/office/drawing/2015/10/21/chartex" xmlns:cx3="http://schemas.microsoft.com/office/drawing/2016/5/9/chartex" xmlns:cx4="http://schemas.microsoft.com/office/drawing/2016/5/10/chartex" xmlns:cx5="http://schemas.microsoft.com/office/drawing/2016/5/11/chartex" xmlns:cx6="http://schemas.microsoft.com/office/drawing/2016/5/12/chartex" xmlns:cx7="http://schemas.microsoft.com/office/drawing/2016/5/13/chartex" xmlns:cx8="http://schemas.microsoft.com/office/drawing/2016/5/14/chartex" xmlns:mc="http://schemas.openxmlformats.org/markup-compatibility/2006" xmlns:aink="http://schemas.microsoft.com/office/drawing/2016/ink" xmlns:am3d="http://schemas.microsoft.com/office/drawing/2017/model3d" xmlns:o="urn:schemas-microsoft-com:office:office" xmlns:oel="http://schemas.microsoft.com/office/2019/extlst" xmlns:r="http://schemas.openxmlformats.org/officeDocument/2006/relationships" xmlns:m="http://schemas.openxmlformats.org/officeDocument/2006/math" xmlns:v="urn:schemas-microsoft-com:vml" xmlns:wp14="http://schemas.microsoft.com/office/word/2010/wordprocessingDrawing" xmlns:wp="http://schemas.openxmlformats.org/drawingml/2006/wordprocessingDrawing" xmlns:w10="urn:schemas-microsoft-com:office:word" xmlns:w="http://schemas.openxmlformats.org/wordprocessingml/2006/main" xmlns:w14="http://schemas.microsoft.com/office/word/2010/wordml" xmlns:w15="http://schemas.microsoft.com/office/word/2012/wordml" xmlns:w16cex="http://schemas.microsoft.com/office/word/2018/wordml/cex" xmlns:w16cid="http://schemas.microsoft.com/office/word/2016/wordml/cid" xmlns:w16="http://schemas.microsoft.com/office/word/2018/wordml" xmlns:w16du="http://schemas.microsoft.com/office/word/2023/wordml/word16du" xmlns:w16sdtdh="http://schemas.microsoft.com/office/word/2020/wordml/sdtdatahash" xmlns:w16sdtfl="http://schemas.microsoft.com/office/word/2024/wordml/sdtformatlock" xmlns:w16se="http://schemas.microsoft.com/office/word/2015/wordml/symex" xmlns:wpg="http://schemas.microsoft.com/office/word/2010/wordprocessingGroup" xmlns:wpi="http://schemas.microsoft.com/office/word/2010/wordprocessingInk" xmlns:wne="http://schemas.microsoft.com/office/word/2006/wordml" xmlns:wps="http://schemas.microsoft.com/office/word/2010/wordprocessingShape" mc:Ignorable="w14 w15 w16se w16cid w16 w16cex w16sdtdh w16sdtfl w16du wp14">
+<w:ftr xmlns:wpc="http://schemas.microsoft.com/office/word/2010/wordprocessingCanvas" xmlns:cx="http://schemas.microsoft.com/office/drawing/2014/chartex" xmlns:cx1="http://schemas.microsoft.com/office/drawing/2015/9/8/chartex" xmlns:cx2="http://schemas.microsoft.com/office/drawing/2015/10/21/chartex" xmlns:cx3="http://schemas.microsoft.com/office/drawing/2016/5/9/chartex" xmlns:cx4="http://schemas.microsoft.com/office/drawing/2016/5/10/chartex" xmlns:cx5="http://schemas.microsoft.com/office/drawing/2016/5/11/chartex" xmlns:cx6="http://schemas.microsoft.com/office/drawing/2016/5/12/chartex" xmlns:cx7="http://schemas.microsoft.com/office/drawing/2016/5/13/chartex" xmlns:cx8="http://schemas.microsoft.com/office/drawing/2016/5/14/chartex" xmlns:mc="http://schemas.openxmlformats.org/markup-compatibility/2006" xmlns:m="http://schemas.openxmlformats.org/officeDocument/2006/math" xmlns:aink="http://schemas.microsoft.com/office/drawing/2016/ink" xmlns:am3d="http://schemas.microsoft.com/office/drawing/2017/model3d" xmlns:oel="http://schemas.microsoft.com/office/2019/extlst" xmlns:r="http://schemas.openxmlformats.org/officeDocument/2006/relationships" xmlns:wp14="http://schemas.microsoft.com/office/word/2010/wordprocessingDrawing" xmlns:wp="http://schemas.openxmlformats.org/drawingml/2006/wordprocessingDrawing" xmlns:wpg="http://schemas.microsoft.com/office/word/2010/wordprocessingGroup" xmlns:wpi="http://schemas.microsoft.com/office/word/2010/wordprocessingInk" xmlns:wps="http://schemas.microsoft.com/office/word/2010/wordprocessingShape" xmlns:o="urn:schemas-microsoft-com:office:office" xmlns:v="urn:schemas-microsoft-com:vml" xmlns:w10="urn:schemas-microsoft-com:office:word" xmlns:w="http://schemas.openxmlformats.org/wordprocessingml/2006/main" xmlns:w14="http://schemas.microsoft.com/office/word/2010/wordml" xmlns:w15="http://schemas.microsoft.com/office/word/2012/wordml" xmlns:w16cei="http://schemas.microsoft.com/office/word/2026/wordml/cei" xmlns:w16cex="http://schemas.microsoft.com/office/word/2018/wordml/cex" xmlns:w16cid="http://schemas.microsoft.com/office/word/2016/wordml/cid" xmlns:w16="http://schemas.microsoft.com/office/word/2018/wordml" xmlns:w16sdtdh="http://schemas.microsoft.com/office/word/2020/wordml/sdtdatahash" xmlns:w16sdtfl="http://schemas.microsoft.com/office/word/2024/wordml/sdtformatlock" xmlns:w16se="http://schemas.microsoft.com/office/word/2015/wordml/symex" xmlns:w16du="http://schemas.microsoft.com/office/word/2023/wordml/word16du" xmlns:wne="http://schemas.microsoft.com/office/word/2006/wordml" mc:Ignorable="w14 w15 w16se w16cid w16 w16cex w16sdtdh w16sdtfl w16du wp14">
   <w:p>
     <w:pPr>
       <w:pStyle w:val="Voettekst"/>
@@ -8561,7 +8457,7 @@
 </file>
 
 <file path=word/footer2.xml><?xml version="1.0" encoding="utf-8"?>
-<w:ftr xmlns:wpc="http://schemas.microsoft.com/office/word/2010/wordprocessingCanvas" xmlns:cx="http://schemas.microsoft.com/office/drawing/2014/chartex" xmlns:cx1="http://schemas.microsoft.com/office/drawing/2015/9/8/chartex" xmlns:cx2="http://schemas.microsoft.com/office/drawing/2015/10/21/chartex" xmlns:cx3="http://schemas.microsoft.com/office/drawing/2016/5/9/chartex" xmlns:cx4="http://schemas.microsoft.com/office/drawing/2016/5/10/chartex" xmlns:cx5="http://schemas.microsoft.com/office/drawing/2016/5/11/chartex" xmlns:cx6="http://schemas.microsoft.com/office/drawing/2016/5/12/chartex" xmlns:cx7="http://schemas.microsoft.com/office/drawing/2016/5/13/chartex" xmlns:cx8="http://schemas.microsoft.com/office/drawing/2016/5/14/chartex" xmlns:mc="http://schemas.openxmlformats.org/markup-compatibility/2006" xmlns:aink="http://schemas.microsoft.com/office/drawing/2016/ink" xmlns:am3d="http://schemas.microsoft.com/office/drawing/2017/model3d" xmlns:o="urn:schemas-microsoft-com:office:office" xmlns:oel="http://schemas.microsoft.com/office/2019/extlst" xmlns:r="http://schemas.openxmlformats.org/officeDocument/2006/relationships" xmlns:m="http://schemas.openxmlformats.org/officeDocument/2006/math" xmlns:v="urn:schemas-microsoft-com:vml" xmlns:wp14="http://schemas.microsoft.com/office/word/2010/wordprocessingDrawing" xmlns:wp="http://schemas.openxmlformats.org/drawingml/2006/wordprocessingDrawing" xmlns:w10="urn:schemas-microsoft-com:office:word" xmlns:w="http://schemas.openxmlformats.org/wordprocessingml/2006/main" xmlns:w14="http://schemas.microsoft.com/office/word/2010/wordml" xmlns:w15="http://schemas.microsoft.com/office/word/2012/wordml" xmlns:w16cex="http://schemas.microsoft.com/office/word/2018/wordml/cex" xmlns:w16cid="http://schemas.microsoft.com/office/word/2016/wordml/cid" xmlns:w16="http://schemas.microsoft.com/office/word/2018/wordml" xmlns:w16du="http://schemas.microsoft.com/office/word/2023/wordml/word16du" xmlns:w16sdtdh="http://schemas.microsoft.com/office/word/2020/wordml/sdtdatahash" xmlns:w16sdtfl="http://schemas.microsoft.com/office/word/2024/wordml/sdtformatlock" xmlns:w16se="http://schemas.microsoft.com/office/word/2015/wordml/symex" xmlns:wpg="http://schemas.microsoft.com/office/word/2010/wordprocessingGroup" xmlns:wpi="http://schemas.microsoft.com/office/word/2010/wordprocessingInk" xmlns:wne="http://schemas.microsoft.com/office/word/2006/wordml" xmlns:wps="http://schemas.microsoft.com/office/word/2010/wordprocessingShape" mc:Ignorable="w14 w15 w16se w16cid w16 w16cex w16sdtdh w16sdtfl w16du wp14">
+<w:ftr xmlns:wpc="http://schemas.microsoft.com/office/word/2010/wordprocessingCanvas" xmlns:cx="http://schemas.microsoft.com/office/drawing/2014/chartex" xmlns:cx1="http://schemas.microsoft.com/office/drawing/2015/9/8/chartex" xmlns:cx2="http://schemas.microsoft.com/office/drawing/2015/10/21/chartex" xmlns:cx3="http://schemas.microsoft.com/office/drawing/2016/5/9/chartex" xmlns:cx4="http://schemas.microsoft.com/office/drawing/2016/5/10/chartex" xmlns:cx5="http://schemas.microsoft.com/office/drawing/2016/5/11/chartex" xmlns:cx6="http://schemas.microsoft.com/office/drawing/2016/5/12/chartex" xmlns:cx7="http://schemas.microsoft.com/office/drawing/2016/5/13/chartex" xmlns:cx8="http://schemas.microsoft.com/office/drawing/2016/5/14/chartex" xmlns:mc="http://schemas.openxmlformats.org/markup-compatibility/2006" xmlns:m="http://schemas.openxmlformats.org/officeDocument/2006/math" xmlns:aink="http://schemas.microsoft.com/office/drawing/2016/ink" xmlns:am3d="http://schemas.microsoft.com/office/drawing/2017/model3d" xmlns:oel="http://schemas.microsoft.com/office/2019/extlst" xmlns:r="http://schemas.openxmlformats.org/officeDocument/2006/relationships" xmlns:wp14="http://schemas.microsoft.com/office/word/2010/wordprocessingDrawing" xmlns:wp="http://schemas.openxmlformats.org/drawingml/2006/wordprocessingDrawing" xmlns:wpg="http://schemas.microsoft.com/office/word/2010/wordprocessingGroup" xmlns:wpi="http://schemas.microsoft.com/office/word/2010/wordprocessingInk" xmlns:wps="http://schemas.microsoft.com/office/word/2010/wordprocessingShape" xmlns:o="urn:schemas-microsoft-com:office:office" xmlns:v="urn:schemas-microsoft-com:vml" xmlns:w10="urn:schemas-microsoft-com:office:word" xmlns:w="http://schemas.openxmlformats.org/wordprocessingml/2006/main" xmlns:w14="http://schemas.microsoft.com/office/word/2010/wordml" xmlns:w15="http://schemas.microsoft.com/office/word/2012/wordml" xmlns:w16cei="http://schemas.microsoft.com/office/word/2026/wordml/cei" xmlns:w16cex="http://schemas.microsoft.com/office/word/2018/wordml/cex" xmlns:w16cid="http://schemas.microsoft.com/office/word/2016/wordml/cid" xmlns:w16="http://schemas.microsoft.com/office/word/2018/wordml" xmlns:w16sdtdh="http://schemas.microsoft.com/office/word/2020/wordml/sdtdatahash" xmlns:w16sdtfl="http://schemas.microsoft.com/office/word/2024/wordml/sdtformatlock" xmlns:w16se="http://schemas.microsoft.com/office/word/2015/wordml/symex" xmlns:w16du="http://schemas.microsoft.com/office/word/2023/wordml/word16du" xmlns:wne="http://schemas.microsoft.com/office/word/2006/wordml" mc:Ignorable="w14 w15 w16se w16cid w16 w16cex w16sdtdh w16sdtfl w16du wp14">
   <w:p>
     <w:pPr>
       <w:pStyle w:val="Voettekst"/>
@@ -8609,7 +8505,7 @@
 </file>
 
 <file path=word/footnotes.xml><?xml version="1.0" encoding="utf-8"?>
-<w:footnotes xmlns:wpc="http://schemas.microsoft.com/office/word/2010/wordprocessingCanvas" xmlns:cx="http://schemas.microsoft.com/office/drawing/2014/chartex" xmlns:cx1="http://schemas.microsoft.com/office/drawing/2015/9/8/chartex" xmlns:cx2="http://schemas.microsoft.com/office/drawing/2015/10/21/chartex" xmlns:cx3="http://schemas.microsoft.com/office/drawing/2016/5/9/chartex" xmlns:cx4="http://schemas.microsoft.com/office/drawing/2016/5/10/chartex" xmlns:cx5="http://schemas.microsoft.com/office/drawing/2016/5/11/chartex" xmlns:cx6="http://schemas.microsoft.com/office/drawing/2016/5/12/chartex" xmlns:cx7="http://schemas.microsoft.com/office/drawing/2016/5/13/chartex" xmlns:cx8="http://schemas.microsoft.com/office/drawing/2016/5/14/chartex" xmlns:mc="http://schemas.openxmlformats.org/markup-compatibility/2006" xmlns:aink="http://schemas.microsoft.com/office/drawing/2016/ink" xmlns:am3d="http://schemas.microsoft.com/office/drawing/2017/model3d" xmlns:o="urn:schemas-microsoft-com:office:office" xmlns:oel="http://schemas.microsoft.com/office/2019/extlst" xmlns:r="http://schemas.openxmlformats.org/officeDocument/2006/relationships" xmlns:m="http://schemas.openxmlformats.org/officeDocument/2006/math" xmlns:v="urn:schemas-microsoft-com:vml" xmlns:wp14="http://schemas.microsoft.com/office/word/2010/wordprocessingDrawing" xmlns:wp="http://schemas.openxmlformats.org/drawingml/2006/wordprocessingDrawing" xmlns:w10="urn:schemas-microsoft-com:office:word" xmlns:w="http://schemas.openxmlformats.org/wordprocessingml/2006/main" xmlns:w14="http://schemas.microsoft.com/office/word/2010/wordml" xmlns:w15="http://schemas.microsoft.com/office/word/2012/wordml" xmlns:w16cex="http://schemas.microsoft.com/office/word/2018/wordml/cex" xmlns:w16cid="http://schemas.microsoft.com/office/word/2016/wordml/cid" xmlns:w16="http://schemas.microsoft.com/office/word/2018/wordml" xmlns:w16du="http://schemas.microsoft.com/office/word/2023/wordml/word16du" xmlns:w16sdtdh="http://schemas.microsoft.com/office/word/2020/wordml/sdtdatahash" xmlns:w16sdtfl="http://schemas.microsoft.com/office/word/2024/wordml/sdtformatlock" xmlns:w16se="http://schemas.microsoft.com/office/word/2015/wordml/symex" xmlns:wpg="http://schemas.microsoft.com/office/word/2010/wordprocessingGroup" xmlns:wpi="http://schemas.microsoft.com/office/word/2010/wordprocessingInk" xmlns:wne="http://schemas.microsoft.com/office/word/2006/wordml" xmlns:wps="http://schemas.microsoft.com/office/word/2010/wordprocessingShape" mc:Ignorable="w14 w15 w16se w16cid w16 w16cex w16sdtdh w16sdtfl w16du wp14">
+<w:footnotes xmlns:wpc="http://schemas.microsoft.com/office/word/2010/wordprocessingCanvas" xmlns:cx="http://schemas.microsoft.com/office/drawing/2014/chartex" xmlns:cx1="http://schemas.microsoft.com/office/drawing/2015/9/8/chartex" xmlns:cx2="http://schemas.microsoft.com/office/drawing/2015/10/21/chartex" xmlns:cx3="http://schemas.microsoft.com/office/drawing/2016/5/9/chartex" xmlns:cx4="http://schemas.microsoft.com/office/drawing/2016/5/10/chartex" xmlns:cx5="http://schemas.microsoft.com/office/drawing/2016/5/11/chartex" xmlns:cx6="http://schemas.microsoft.com/office/drawing/2016/5/12/chartex" xmlns:cx7="http://schemas.microsoft.com/office/drawing/2016/5/13/chartex" xmlns:cx8="http://schemas.microsoft.com/office/drawing/2016/5/14/chartex" xmlns:mc="http://schemas.openxmlformats.org/markup-compatibility/2006" xmlns:m="http://schemas.openxmlformats.org/officeDocument/2006/math" xmlns:aink="http://schemas.microsoft.com/office/drawing/2016/ink" xmlns:am3d="http://schemas.microsoft.com/office/drawing/2017/model3d" xmlns:oel="http://schemas.microsoft.com/office/2019/extlst" xmlns:r="http://schemas.openxmlformats.org/officeDocument/2006/relationships" xmlns:wp14="http://schemas.microsoft.com/office/word/2010/wordprocessingDrawing" xmlns:wp="http://schemas.openxmlformats.org/drawingml/2006/wordprocessingDrawing" xmlns:wpg="http://schemas.microsoft.com/office/word/2010/wordprocessingGroup" xmlns:wpi="http://schemas.microsoft.com/office/word/2010/wordprocessingInk" xmlns:wps="http://schemas.microsoft.com/office/word/2010/wordprocessingShape" xmlns:o="urn:schemas-microsoft-com:office:office" xmlns:v="urn:schemas-microsoft-com:vml" xmlns:w10="urn:schemas-microsoft-com:office:word" xmlns:w="http://schemas.openxmlformats.org/wordprocessingml/2006/main" xmlns:w14="http://schemas.microsoft.com/office/word/2010/wordml" xmlns:w15="http://schemas.microsoft.com/office/word/2012/wordml" xmlns:w16cei="http://schemas.microsoft.com/office/word/2026/wordml/cei" xmlns:w16cex="http://schemas.microsoft.com/office/word/2018/wordml/cex" xmlns:w16cid="http://schemas.microsoft.com/office/word/2016/wordml/cid" xmlns:w16="http://schemas.microsoft.com/office/word/2018/wordml" xmlns:w16sdtdh="http://schemas.microsoft.com/office/word/2020/wordml/sdtdatahash" xmlns:w16sdtfl="http://schemas.microsoft.com/office/word/2024/wordml/sdtformatlock" xmlns:w16se="http://schemas.microsoft.com/office/word/2015/wordml/symex" xmlns:w16du="http://schemas.microsoft.com/office/word/2023/wordml/word16du" xmlns:wne="http://schemas.microsoft.com/office/word/2006/wordml" mc:Ignorable="w14 w15 w16se w16cid w16 w16cex w16sdtdh w16sdtfl w16du wp14">
   <w:footnote w:type="separator" w:id="-1">
     <w:p>
       <w:r>
@@ -8628,7 +8524,7 @@
 </file>
 
 <file path=word/header1.xml><?xml version="1.0" encoding="utf-8"?>
-<w:hdr xmlns:wpc="http://schemas.microsoft.com/office/word/2010/wordprocessingCanvas" xmlns:cx="http://schemas.microsoft.com/office/drawing/2014/chartex" xmlns:cx1="http://schemas.microsoft.com/office/drawing/2015/9/8/chartex" xmlns:cx2="http://schemas.microsoft.com/office/drawing/2015/10/21/chartex" xmlns:cx3="http://schemas.microsoft.com/office/drawing/2016/5/9/chartex" xmlns:cx4="http://schemas.microsoft.com/office/drawing/2016/5/10/chartex" xmlns:cx5="http://schemas.microsoft.com/office/drawing/2016/5/11/chartex" xmlns:cx6="http://schemas.microsoft.com/office/drawing/2016/5/12/chartex" xmlns:cx7="http://schemas.microsoft.com/office/drawing/2016/5/13/chartex" xmlns:cx8="http://schemas.microsoft.com/office/drawing/2016/5/14/chartex" xmlns:mc="http://schemas.openxmlformats.org/markup-compatibility/2006" xmlns:aink="http://schemas.microsoft.com/office/drawing/2016/ink" xmlns:am3d="http://schemas.microsoft.com/office/drawing/2017/model3d" xmlns:o="urn:schemas-microsoft-com:office:office" xmlns:oel="http://schemas.microsoft.com/office/2019/extlst" xmlns:r="http://schemas.openxmlformats.org/officeDocument/2006/relationships" xmlns:m="http://schemas.openxmlformats.org/officeDocument/2006/math" xmlns:v="urn:schemas-microsoft-com:vml" xmlns:wp14="http://schemas.microsoft.com/office/word/2010/wordprocessingDrawing" xmlns:wp="http://schemas.openxmlformats.org/drawingml/2006/wordprocessingDrawing" xmlns:w10="urn:schemas-microsoft-com:office:word" xmlns:w="http://schemas.openxmlformats.org/wordprocessingml/2006/main" xmlns:w14="http://schemas.microsoft.com/office/word/2010/wordml" xmlns:w15="http://schemas.microsoft.com/office/word/2012/wordml" xmlns:w16cex="http://schemas.microsoft.com/office/word/2018/wordml/cex" xmlns:w16cid="http://schemas.microsoft.com/office/word/2016/wordml/cid" xmlns:w16="http://schemas.microsoft.com/office/word/2018/wordml" xmlns:w16du="http://schemas.microsoft.com/office/word/2023/wordml/word16du" xmlns:w16sdtdh="http://schemas.microsoft.com/office/word/2020/wordml/sdtdatahash" xmlns:w16sdtfl="http://schemas.microsoft.com/office/word/2024/wordml/sdtformatlock" xmlns:w16se="http://schemas.microsoft.com/office/word/2015/wordml/symex" xmlns:wpg="http://schemas.microsoft.com/office/word/2010/wordprocessingGroup" xmlns:wpi="http://schemas.microsoft.com/office/word/2010/wordprocessingInk" xmlns:wne="http://schemas.microsoft.com/office/word/2006/wordml" xmlns:wps="http://schemas.microsoft.com/office/word/2010/wordprocessingShape" mc:Ignorable="w14 w15 w16se w16cid w16 w16cex w16sdtdh w16sdtfl w16du wp14">
+<w:hdr xmlns:wpc="http://schemas.microsoft.com/office/word/2010/wordprocessingCanvas" xmlns:cx="http://schemas.microsoft.com/office/drawing/2014/chartex" xmlns:cx1="http://schemas.microsoft.com/office/drawing/2015/9/8/chartex" xmlns:cx2="http://schemas.microsoft.com/office/drawing/2015/10/21/chartex" xmlns:cx3="http://schemas.microsoft.com/office/drawing/2016/5/9/chartex" xmlns:cx4="http://schemas.microsoft.com/office/drawing/2016/5/10/chartex" xmlns:cx5="http://schemas.microsoft.com/office/drawing/2016/5/11/chartex" xmlns:cx6="http://schemas.microsoft.com/office/drawing/2016/5/12/chartex" xmlns:cx7="http://schemas.microsoft.com/office/drawing/2016/5/13/chartex" xmlns:cx8="http://schemas.microsoft.com/office/drawing/2016/5/14/chartex" xmlns:mc="http://schemas.openxmlformats.org/markup-compatibility/2006" xmlns:m="http://schemas.openxmlformats.org/officeDocument/2006/math" xmlns:aink="http://schemas.microsoft.com/office/drawing/2016/ink" xmlns:am3d="http://schemas.microsoft.com/office/drawing/2017/model3d" xmlns:oel="http://schemas.microsoft.com/office/2019/extlst" xmlns:r="http://schemas.openxmlformats.org/officeDocument/2006/relationships" xmlns:wp14="http://schemas.microsoft.com/office/word/2010/wordprocessingDrawing" xmlns:wp="http://schemas.openxmlformats.org/drawingml/2006/wordprocessingDrawing" xmlns:wpg="http://schemas.microsoft.com/office/word/2010/wordprocessingGroup" xmlns:wpi="http://schemas.microsoft.com/office/word/2010/wordprocessingInk" xmlns:wps="http://schemas.microsoft.com/office/word/2010/wordprocessingShape" xmlns:o="urn:schemas-microsoft-com:office:office" xmlns:v="urn:schemas-microsoft-com:vml" xmlns:w10="urn:schemas-microsoft-com:office:word" xmlns:w="http://schemas.openxmlformats.org/wordprocessingml/2006/main" xmlns:w14="http://schemas.microsoft.com/office/word/2010/wordml" xmlns:w15="http://schemas.microsoft.com/office/word/2012/wordml" xmlns:w16cei="http://schemas.microsoft.com/office/word/2026/wordml/cei" xmlns:w16cex="http://schemas.microsoft.com/office/word/2018/wordml/cex" xmlns:w16cid="http://schemas.microsoft.com/office/word/2016/wordml/cid" xmlns:w16="http://schemas.microsoft.com/office/word/2018/wordml" xmlns:w16sdtdh="http://schemas.microsoft.com/office/word/2020/wordml/sdtdatahash" xmlns:w16sdtfl="http://schemas.microsoft.com/office/word/2024/wordml/sdtformatlock" xmlns:w16se="http://schemas.microsoft.com/office/word/2015/wordml/symex" xmlns:w16du="http://schemas.microsoft.com/office/word/2023/wordml/word16du" xmlns:wne="http://schemas.microsoft.com/office/word/2006/wordml" mc:Ignorable="w14 w15 w16se w16cid w16 w16cex w16sdtdh w16sdtfl w16du wp14">
   <w:p>
     <w:pPr>
       <w:pStyle w:val="Koptekst"/>
@@ -8665,7 +8561,7 @@
 </file>
 
 <file path=word/header2.xml><?xml version="1.0" encoding="utf-8"?>
-<w:hdr xmlns:wpc="http://schemas.microsoft.com/office/word/2010/wordprocessingCanvas" xmlns:cx="http://schemas.microsoft.com/office/drawing/2014/chartex" xmlns:cx1="http://schemas.microsoft.com/office/drawing/2015/9/8/chartex" xmlns:cx2="http://schemas.microsoft.com/office/drawing/2015/10/21/chartex" xmlns:cx3="http://schemas.microsoft.com/office/drawing/2016/5/9/chartex" xmlns:cx4="http://schemas.microsoft.com/office/drawing/2016/5/10/chartex" xmlns:cx5="http://schemas.microsoft.com/office/drawing/2016/5/11/chartex" xmlns:cx6="http://schemas.microsoft.com/office/drawing/2016/5/12/chartex" xmlns:cx7="http://schemas.microsoft.com/office/drawing/2016/5/13/chartex" xmlns:cx8="http://schemas.microsoft.com/office/drawing/2016/5/14/chartex" xmlns:mc="http://schemas.openxmlformats.org/markup-compatibility/2006" xmlns:aink="http://schemas.microsoft.com/office/drawing/2016/ink" xmlns:am3d="http://schemas.microsoft.com/office/drawing/2017/model3d" xmlns:o="urn:schemas-microsoft-com:office:office" xmlns:oel="http://schemas.microsoft.com/office/2019/extlst" xmlns:r="http://schemas.openxmlformats.org/officeDocument/2006/relationships" xmlns:m="http://schemas.openxmlformats.org/officeDocument/2006/math" xmlns:v="urn:schemas-microsoft-com:vml" xmlns:wp14="http://schemas.microsoft.com/office/word/2010/wordprocessingDrawing" xmlns:wp="http://schemas.openxmlformats.org/drawingml/2006/wordprocessingDrawing" xmlns:w10="urn:schemas-microsoft-com:office:word" xmlns:w="http://schemas.openxmlformats.org/wordprocessingml/2006/main" xmlns:w14="http://schemas.microsoft.com/office/word/2010/wordml" xmlns:w15="http://schemas.microsoft.com/office/word/2012/wordml" xmlns:w16cex="http://schemas.microsoft.com/office/word/2018/wordml/cex" xmlns:w16cid="http://schemas.microsoft.com/office/word/2016/wordml/cid" xmlns:w16="http://schemas.microsoft.com/office/word/2018/wordml" xmlns:w16du="http://schemas.microsoft.com/office/word/2023/wordml/word16du" xmlns:w16sdtdh="http://schemas.microsoft.com/office/word/2020/wordml/sdtdatahash" xmlns:w16sdtfl="http://schemas.microsoft.com/office/word/2024/wordml/sdtformatlock" xmlns:w16se="http://schemas.microsoft.com/office/word/2015/wordml/symex" xmlns:wpg="http://schemas.microsoft.com/office/word/2010/wordprocessingGroup" xmlns:wpi="http://schemas.microsoft.com/office/word/2010/wordprocessingInk" xmlns:wne="http://schemas.microsoft.com/office/word/2006/wordml" xmlns:wps="http://schemas.microsoft.com/office/word/2010/wordprocessingShape" mc:Ignorable="w14 w15 w16se w16cid w16 w16cex w16sdtdh w16sdtfl w16du wp14">
+<w:hdr xmlns:wpc="http://schemas.microsoft.com/office/word/2010/wordprocessingCanvas" xmlns:cx="http://schemas.microsoft.com/office/drawing/2014/chartex" xmlns:cx1="http://schemas.microsoft.com/office/drawing/2015/9/8/chartex" xmlns:cx2="http://schemas.microsoft.com/office/drawing/2015/10/21/chartex" xmlns:cx3="http://schemas.microsoft.com/office/drawing/2016/5/9/chartex" xmlns:cx4="http://schemas.microsoft.com/office/drawing/2016/5/10/chartex" xmlns:cx5="http://schemas.microsoft.com/office/drawing/2016/5/11/chartex" xmlns:cx6="http://schemas.microsoft.com/office/drawing/2016/5/12/chartex" xmlns:cx7="http://schemas.microsoft.com/office/drawing/2016/5/13/chartex" xmlns:cx8="http://schemas.microsoft.com/office/drawing/2016/5/14/chartex" xmlns:mc="http://schemas.openxmlformats.org/markup-compatibility/2006" xmlns:m="http://schemas.openxmlformats.org/officeDocument/2006/math" xmlns:aink="http://schemas.microsoft.com/office/drawing/2016/ink" xmlns:am3d="http://schemas.microsoft.com/office/drawing/2017/model3d" xmlns:oel="http://schemas.microsoft.com/office/2019/extlst" xmlns:r="http://schemas.openxmlformats.org/officeDocument/2006/relationships" xmlns:wp14="http://schemas.microsoft.com/office/word/2010/wordprocessingDrawing" xmlns:wp="http://schemas.openxmlformats.org/drawingml/2006/wordprocessingDrawing" xmlns:wpg="http://schemas.microsoft.com/office/word/2010/wordprocessingGroup" xmlns:wpi="http://schemas.microsoft.com/office/word/2010/wordprocessingInk" xmlns:wps="http://schemas.microsoft.com/office/word/2010/wordprocessingShape" xmlns:o="urn:schemas-microsoft-com:office:office" xmlns:v="urn:schemas-microsoft-com:vml" xmlns:w10="urn:schemas-microsoft-com:office:word" xmlns:w="http://schemas.openxmlformats.org/wordprocessingml/2006/main" xmlns:w14="http://schemas.microsoft.com/office/word/2010/wordml" xmlns:w15="http://schemas.microsoft.com/office/word/2012/wordml" xmlns:w16cei="http://schemas.microsoft.com/office/word/2026/wordml/cei" xmlns:w16cex="http://schemas.microsoft.com/office/word/2018/wordml/cex" xmlns:w16cid="http://schemas.microsoft.com/office/word/2016/wordml/cid" xmlns:w16="http://schemas.microsoft.com/office/word/2018/wordml" xmlns:w16sdtdh="http://schemas.microsoft.com/office/word/2020/wordml/sdtdatahash" xmlns:w16sdtfl="http://schemas.microsoft.com/office/word/2024/wordml/sdtformatlock" xmlns:w16se="http://schemas.microsoft.com/office/word/2015/wordml/symex" xmlns:w16du="http://schemas.microsoft.com/office/word/2023/wordml/word16du" xmlns:wne="http://schemas.microsoft.com/office/word/2006/wordml" mc:Ignorable="w14 w15 w16se w16cid w16 w16cex w16sdtdh w16sdtfl w16du wp14">
   <w:p>
     <w:pPr>
       <w:pStyle w:val="Koptekst"/>
@@ -8720,7 +8616,7 @@
 </file>
 
 <file path=word/numbering.xml><?xml version="1.0" encoding="utf-8"?>
-<w:numbering xmlns:wpc="http://schemas.microsoft.com/office/word/2010/wordprocessingCanvas" xmlns:cx="http://schemas.microsoft.com/office/drawing/2014/chartex" xmlns:cx1="http://schemas.microsoft.com/office/drawing/2015/9/8/chartex" xmlns:cx2="http://schemas.microsoft.com/office/drawing/2015/10/21/chartex" xmlns:cx3="http://schemas.microsoft.com/office/drawing/2016/5/9/chartex" xmlns:cx4="http://schemas.microsoft.com/office/drawing/2016/5/10/chartex" xmlns:cx5="http://schemas.microsoft.com/office/drawing/2016/5/11/chartex" xmlns:cx6="http://schemas.microsoft.com/office/drawing/2016/5/12/chartex" xmlns:cx7="http://schemas.microsoft.com/office/drawing/2016/5/13/chartex" xmlns:cx8="http://schemas.microsoft.com/office/drawing/2016/5/14/chartex" xmlns:mc="http://schemas.openxmlformats.org/markup-compatibility/2006" xmlns:aink="http://schemas.microsoft.com/office/drawing/2016/ink" xmlns:am3d="http://schemas.microsoft.com/office/drawing/2017/model3d" xmlns:o="urn:schemas-microsoft-com:office:office" xmlns:oel="http://schemas.microsoft.com/office/2019/extlst" xmlns:r="http://schemas.openxmlformats.org/officeDocument/2006/relationships" xmlns:m="http://schemas.openxmlformats.org/officeDocument/2006/math" xmlns:v="urn:schemas-microsoft-com:vml" xmlns:wp14="http://schemas.microsoft.com/office/word/2010/wordprocessingDrawing" xmlns:wp="http://schemas.openxmlformats.org/drawingml/2006/wordprocessingDrawing" xmlns:w10="urn:schemas-microsoft-com:office:word" xmlns:w="http://schemas.openxmlformats.org/wordprocessingml/2006/main" xmlns:w14="http://schemas.microsoft.com/office/word/2010/wordml" xmlns:w15="http://schemas.microsoft.com/office/word/2012/wordml" xmlns:w16cex="http://schemas.microsoft.com/office/word/2018/wordml/cex" xmlns:w16cid="http://schemas.microsoft.com/office/word/2016/wordml/cid" xmlns:w16="http://schemas.microsoft.com/office/word/2018/wordml" xmlns:w16du="http://schemas.microsoft.com/office/word/2023/wordml/word16du" xmlns:w16sdtdh="http://schemas.microsoft.com/office/word/2020/wordml/sdtdatahash" xmlns:w16sdtfl="http://schemas.microsoft.com/office/word/2024/wordml/sdtformatlock" xmlns:w16se="http://schemas.microsoft.com/office/word/2015/wordml/symex" xmlns:wpg="http://schemas.microsoft.com/office/word/2010/wordprocessingGroup" xmlns:wpi="http://schemas.microsoft.com/office/word/2010/wordprocessingInk" xmlns:wne="http://schemas.microsoft.com/office/word/2006/wordml" xmlns:wps="http://schemas.microsoft.com/office/word/2010/wordprocessingShape" mc:Ignorable="w14 w15 w16se w16cid w16 w16cex w16sdtdh w16sdtfl w16du wp14">
+<w:numbering xmlns:wpc="http://schemas.microsoft.com/office/word/2010/wordprocessingCanvas" xmlns:cx="http://schemas.microsoft.com/office/drawing/2014/chartex" xmlns:cx1="http://schemas.microsoft.com/office/drawing/2015/9/8/chartex" xmlns:cx2="http://schemas.microsoft.com/office/drawing/2015/10/21/chartex" xmlns:cx3="http://schemas.microsoft.com/office/drawing/2016/5/9/chartex" xmlns:cx4="http://schemas.microsoft.com/office/drawing/2016/5/10/chartex" xmlns:cx5="http://schemas.microsoft.com/office/drawing/2016/5/11/chartex" xmlns:cx6="http://schemas.microsoft.com/office/drawing/2016/5/12/chartex" xmlns:cx7="http://schemas.microsoft.com/office/drawing/2016/5/13/chartex" xmlns:cx8="http://schemas.microsoft.com/office/drawing/2016/5/14/chartex" xmlns:mc="http://schemas.openxmlformats.org/markup-compatibility/2006" xmlns:m="http://schemas.openxmlformats.org/officeDocument/2006/math" xmlns:aink="http://schemas.microsoft.com/office/drawing/2016/ink" xmlns:am3d="http://schemas.microsoft.com/office/drawing/2017/model3d" xmlns:oel="http://schemas.microsoft.com/office/2019/extlst" xmlns:r="http://schemas.openxmlformats.org/officeDocument/2006/relationships" xmlns:wp14="http://schemas.microsoft.com/office/word/2010/wordprocessingDrawing" xmlns:wp="http://schemas.openxmlformats.org/drawingml/2006/wordprocessingDrawing" xmlns:wpg="http://schemas.microsoft.com/office/word/2010/wordprocessingGroup" xmlns:wpi="http://schemas.microsoft.com/office/word/2010/wordprocessingInk" xmlns:wps="http://schemas.microsoft.com/office/word/2010/wordprocessingShape" xmlns:o="urn:schemas-microsoft-com:office:office" xmlns:v="urn:schemas-microsoft-com:vml" xmlns:w10="urn:schemas-microsoft-com:office:word" xmlns:w="http://schemas.openxmlformats.org/wordprocessingml/2006/main" xmlns:w14="http://schemas.microsoft.com/office/word/2010/wordml" xmlns:w15="http://schemas.microsoft.com/office/word/2012/wordml" xmlns:w16cei="http://schemas.microsoft.com/office/word/2026/wordml/cei" xmlns:w16cex="http://schemas.microsoft.com/office/word/2018/wordml/cex" xmlns:w16cid="http://schemas.microsoft.com/office/word/2016/wordml/cid" xmlns:w16="http://schemas.microsoft.com/office/word/2018/wordml" xmlns:w16sdtdh="http://schemas.microsoft.com/office/word/2020/wordml/sdtdatahash" xmlns:w16sdtfl="http://schemas.microsoft.com/office/word/2024/wordml/sdtformatlock" xmlns:w16se="http://schemas.microsoft.com/office/word/2015/wordml/symex" xmlns:w16du="http://schemas.microsoft.com/office/word/2023/wordml/word16du" xmlns:wne="http://schemas.microsoft.com/office/word/2006/wordml" mc:Ignorable="w14 w15 w16se w16cid w16 w16cex w16sdtdh w16sdtfl w16du wp14">
   <w:abstractNum w:abstractNumId="0" w15:restartNumberingAfterBreak="0">
     <w:nsid w:val="10722694"/>
     <w:multiLevelType w:val="hybridMultilevel"/>
@@ -8817,7 +8713,7 @@
 </file>
 
 <file path=word/styles.xml><?xml version="1.0" encoding="utf-8"?>
-<w:styles xmlns:mc="http://schemas.openxmlformats.org/markup-compatibility/2006" xmlns:r="http://schemas.openxmlformats.org/officeDocument/2006/relationships" xmlns:w="http://schemas.openxmlformats.org/wordprocessingml/2006/main" xmlns:w14="http://schemas.microsoft.com/office/word/2010/wordml" xmlns:w15="http://schemas.microsoft.com/office/word/2012/wordml" xmlns:w16cex="http://schemas.microsoft.com/office/word/2018/wordml/cex" xmlns:w16cid="http://schemas.microsoft.com/office/word/2016/wordml/cid" xmlns:w16="http://schemas.microsoft.com/office/word/2018/wordml" xmlns:w16du="http://schemas.microsoft.com/office/word/2023/wordml/word16du" xmlns:w16sdtdh="http://schemas.microsoft.com/office/word/2020/wordml/sdtdatahash" xmlns:w16sdtfl="http://schemas.microsoft.com/office/word/2024/wordml/sdtformatlock" xmlns:w16se="http://schemas.microsoft.com/office/word/2015/wordml/symex" mc:Ignorable="w14 w15 w16se w16cid w16 w16cex w16sdtdh w16sdtfl w16du">
+<w:styles xmlns:mc="http://schemas.openxmlformats.org/markup-compatibility/2006" xmlns:r="http://schemas.openxmlformats.org/officeDocument/2006/relationships" xmlns:w="http://schemas.openxmlformats.org/wordprocessingml/2006/main" xmlns:w14="http://schemas.microsoft.com/office/word/2010/wordml" xmlns:w15="http://schemas.microsoft.com/office/word/2012/wordml" xmlns:w16cex="http://schemas.microsoft.com/office/word/2018/wordml/cex" xmlns:w16cid="http://schemas.microsoft.com/office/word/2016/wordml/cid" xmlns:w16="http://schemas.microsoft.com/office/word/2018/wordml" xmlns:w16sdtdh="http://schemas.microsoft.com/office/word/2020/wordml/sdtdatahash" xmlns:w16sdtfl="http://schemas.microsoft.com/office/word/2024/wordml/sdtformatlock" xmlns:w16se="http://schemas.microsoft.com/office/word/2015/wordml/symex" xmlns:w16du="http://schemas.microsoft.com/office/word/2023/wordml/word16du" mc:Ignorable="w14 w15 w16se w16cid w16 w16cex w16sdtdh w16sdtfl w16du">
   <w:docDefaults>
     <w:rPrDefault>
       <w:rPr>
@@ -9267,7 +9163,7 @@
   <w:style w:type="paragraph" w:styleId="Voettekst">
     <w:name w:val="footer"/>
     <w:basedOn w:val="Standaard"/>
-    <w:link w:val="FooterChar"/>
+    <w:link w:val="VoettekstChar"/>
     <w:uiPriority w:val="99"/>
     <w:unhideWhenUsed/>
     <w:rsid w:val="00A95852"/>
@@ -9278,8 +9174,8 @@
       </w:tabs>
     </w:pPr>
   </w:style>
-  <w:style w:type="character" w:customStyle="1" w:styleId="FooterChar">
-    <w:name w:val="Footer Char"/>
+  <w:style w:type="character" w:customStyle="1" w:styleId="VoettekstChar">
+    <w:name w:val="Voettekst Char"/>
     <w:basedOn w:val="Standaardalinea-lettertype"/>
     <w:link w:val="Voettekst"/>
     <w:uiPriority w:val="99"/>
@@ -9301,7 +9197,7 @@
   <w:style w:type="paragraph" w:styleId="Koptekst">
     <w:name w:val="header"/>
     <w:basedOn w:val="Standaard"/>
-    <w:link w:val="HeaderChar"/>
+    <w:link w:val="KoptekstChar"/>
     <w:uiPriority w:val="99"/>
     <w:unhideWhenUsed/>
     <w:rsid w:val="00741997"/>
@@ -9312,8 +9208,8 @@
       </w:tabs>
     </w:pPr>
   </w:style>
-  <w:style w:type="character" w:customStyle="1" w:styleId="HeaderChar">
-    <w:name w:val="Header Char"/>
+  <w:style w:type="character" w:customStyle="1" w:styleId="KoptekstChar">
+    <w:name w:val="Koptekst Char"/>
     <w:basedOn w:val="Standaardalinea-lettertype"/>
     <w:link w:val="Koptekst"/>
     <w:uiPriority w:val="99"/>
@@ -9327,7 +9223,7 @@
   <w:style w:type="paragraph" w:styleId="Ballontekst">
     <w:name w:val="Balloon Text"/>
     <w:basedOn w:val="Standaard"/>
-    <w:link w:val="BalloonTextChar"/>
+    <w:link w:val="BallontekstChar"/>
     <w:uiPriority w:val="99"/>
     <w:semiHidden/>
     <w:unhideWhenUsed/>
@@ -9338,8 +9234,8 @@
       <w:szCs w:val="18"/>
     </w:rPr>
   </w:style>
-  <w:style w:type="character" w:customStyle="1" w:styleId="BalloonTextChar">
-    <w:name w:val="Balloon Text Char"/>
+  <w:style w:type="character" w:customStyle="1" w:styleId="BallontekstChar">
+    <w:name w:val="Ballontekst Char"/>
     <w:basedOn w:val="Standaardalinea-lettertype"/>
     <w:link w:val="Ballontekst"/>
     <w:uiPriority w:val="99"/>
@@ -9372,7 +9268,7 @@
   <w:style w:type="paragraph" w:styleId="Tekstopmerking">
     <w:name w:val="annotation text"/>
     <w:basedOn w:val="Standaard"/>
-    <w:link w:val="CommentTextChar"/>
+    <w:link w:val="TekstopmerkingChar"/>
     <w:uiPriority w:val="99"/>
     <w:semiHidden/>
     <w:unhideWhenUsed/>
@@ -9381,8 +9277,8 @@
       <w:szCs w:val="24"/>
     </w:rPr>
   </w:style>
-  <w:style w:type="character" w:customStyle="1" w:styleId="CommentTextChar">
-    <w:name w:val="Comment Text Char"/>
+  <w:style w:type="character" w:customStyle="1" w:styleId="TekstopmerkingChar">
+    <w:name w:val="Tekst opmerking Char"/>
     <w:basedOn w:val="Standaardalinea-lettertype"/>
     <w:link w:val="Tekstopmerking"/>
     <w:uiPriority w:val="99"/>
@@ -9397,7 +9293,7 @@
     <w:name w:val="annotation subject"/>
     <w:basedOn w:val="Tekstopmerking"/>
     <w:next w:val="Tekstopmerking"/>
-    <w:link w:val="CommentSubjectChar"/>
+    <w:link w:val="OnderwerpvanopmerkingChar"/>
     <w:uiPriority w:val="99"/>
     <w:semiHidden/>
     <w:unhideWhenUsed/>
@@ -9409,9 +9305,9 @@
       <w:szCs w:val="20"/>
     </w:rPr>
   </w:style>
-  <w:style w:type="character" w:customStyle="1" w:styleId="CommentSubjectChar">
-    <w:name w:val="Comment Subject Char"/>
-    <w:basedOn w:val="CommentTextChar"/>
+  <w:style w:type="character" w:customStyle="1" w:styleId="OnderwerpvanopmerkingChar">
+    <w:name w:val="Onderwerp van opmerking Char"/>
+    <w:basedOn w:val="TekstopmerkingChar"/>
     <w:link w:val="Onderwerpvanopmerking"/>
     <w:uiPriority w:val="99"/>
     <w:semiHidden/>
